--- a/shinmok1/pack/text/H1EXT26-TED_SET.docx
+++ b/shinmok1/pack/text/H1EXT26-TED_SET.docx
@@ -1167,7 +1167,7 @@
           <w:sz w:val="17"/>
           <w:u w:val="none"/>
         </w:rPr>
-        <w:t>blood vessels / can / usually / handle / these fluctuations / easy</w:t>
+        <w:t>can / usually / blood vessels / handle / easy / these fluctuations</w:t>
       </w:r>
     </w:p>
     <w:p>
@@ -1686,7 +1686,7 @@
           <w:sz w:val="17"/>
           <w:u w:val="none"/>
         </w:rPr>
-        <w:t>blood pressure / the extra fluid / and / increase / the blood volume</w:t>
+        <w:t>increase / the extra fluid / blood pressure / and / the blood volume</w:t>
       </w:r>
     </w:p>
     <w:p>
